--- a/report/report.docx
+++ b/report/report.docx
@@ -27,7 +27,7 @@
         <w:t xml:space="preserve">Assignment </w:t>
       </w:r>
       <w:r>
-        <w:t>2</w:t>
+        <w:t>3</w:t>
       </w:r>
     </w:p>
     <w:p>
@@ -55,19 +55,20 @@
     </w:p>
     <w:p>
       <w:r>
-        <w:t>Feb 8</w:t>
+        <w:t xml:space="preserve">Feb </w:t>
+      </w:r>
+      <w:r>
+        <w:t>22</w:t>
       </w:r>
       <w:r>
         <w:rPr>
           <w:vertAlign w:val="superscript"/>
         </w:rPr>
-        <w:t>th</w:t>
-      </w:r>
-      <w:proofErr w:type="gramStart"/>
+        <w:t>nd</w:t>
+      </w:r>
       <w:r>
         <w:t xml:space="preserve"> 2025</w:t>
       </w:r>
-      <w:proofErr w:type="gramEnd"/>
     </w:p>
     <w:p/>
     <w:p>
@@ -314,10 +315,22 @@
         <w:t xml:space="preserve">communication. Use </w:t>
       </w:r>
       <w:r>
-        <w:t>Vigenère cipher encryption</w:t>
-      </w:r>
-      <w:r>
-        <w:t xml:space="preserve"> to encrypt file contents from server.</w:t>
+        <w:t xml:space="preserve">Vigenère cipher </w:t>
+      </w:r>
+      <w:r>
+        <w:t>de</w:t>
+      </w:r>
+      <w:r>
+        <w:t>cryption</w:t>
+      </w:r>
+      <w:r>
+        <w:t xml:space="preserve"> to</w:t>
+      </w:r>
+      <w:r>
+        <w:t xml:space="preserve"> decrypt</w:t>
+      </w:r>
+      <w:r>
+        <w:t xml:space="preserve"> file contents.</w:t>
       </w:r>
     </w:p>
     <w:p>
@@ -714,7 +727,13 @@
               <w:spacing w:line="240" w:lineRule="auto"/>
             </w:pPr>
             <w:r>
-              <w:t>Receives the encrypted file content from the server and prints it to the terminal.</w:t>
+              <w:t xml:space="preserve">Receives the </w:t>
+            </w:r>
+            <w:r>
+              <w:t>decrypted</w:t>
+            </w:r>
+            <w:r>
+              <w:t xml:space="preserve"> file content from the server and prints it to the terminal.</w:t>
             </w:r>
           </w:p>
         </w:tc>
@@ -882,16 +901,7 @@
               <w:spacing w:line="240" w:lineRule="auto"/>
             </w:pPr>
             <w:r>
-              <w:t>Server</w:t>
-            </w:r>
-          </w:p>
-          <w:p>
-            <w:pPr>
-              <w:widowControl w:val="0"/>
-              <w:spacing w:line="240" w:lineRule="auto"/>
-            </w:pPr>
-            <w:r>
-              <w:t>Receives the keyword and file content from the client</w:t>
+              <w:t>Handle Multiple Connections using Threads</w:t>
             </w:r>
           </w:p>
         </w:tc>
@@ -912,7 +922,7 @@
               <w:spacing w:line="240" w:lineRule="auto"/>
             </w:pPr>
             <w:r>
-              <w:t>Fully implemented</w:t>
+              <w:t>Fully Implemented</w:t>
             </w:r>
           </w:p>
         </w:tc>
@@ -947,7 +957,7 @@
               <w:spacing w:line="240" w:lineRule="auto"/>
             </w:pPr>
             <w:r>
-              <w:t>Encrypts the file content using the Vigenère cipher with the received keyword</w:t>
+              <w:t>Receives the keyword and file content from the client</w:t>
             </w:r>
           </w:p>
         </w:tc>
@@ -1003,18 +1013,73 @@
               <w:spacing w:line="240" w:lineRule="auto"/>
             </w:pPr>
             <w:r>
-              <w:t xml:space="preserve">Sends the encrypted content back to the </w:t>
-            </w:r>
-            <w:proofErr w:type="gramStart"/>
-            <w:r>
-              <w:t>client.</w:t>
-            </w:r>
-            <w:r>
-              <w:t>○</w:t>
-            </w:r>
-            <w:proofErr w:type="gramEnd"/>
-            <w:r>
-              <w:t xml:space="preserve"> The name of the file to send to the server.</w:t>
+              <w:t>Decrypts</w:t>
+            </w:r>
+            <w:r>
+              <w:t xml:space="preserve"> the file content using the Vigenère cipher with the received keyword</w:t>
+            </w:r>
+          </w:p>
+        </w:tc>
+        <w:tc>
+          <w:tcPr>
+            <w:tcW w:w="2215" w:type="dxa"/>
+            <w:shd w:val="clear" w:color="auto" w:fill="00FF00"/>
+            <w:tcMar>
+              <w:top w:w="100" w:type="dxa"/>
+              <w:left w:w="100" w:type="dxa"/>
+              <w:bottom w:w="100" w:type="dxa"/>
+              <w:right w:w="100" w:type="dxa"/>
+            </w:tcMar>
+          </w:tcPr>
+          <w:p>
+            <w:pPr>
+              <w:widowControl w:val="0"/>
+              <w:spacing w:line="240" w:lineRule="auto"/>
+            </w:pPr>
+            <w:r>
+              <w:t>Fully implemented</w:t>
+            </w:r>
+          </w:p>
+        </w:tc>
+      </w:tr>
+      <w:tr>
+        <w:trPr>
+          <w:trHeight w:val="465"/>
+        </w:trPr>
+        <w:tc>
+          <w:tcPr>
+            <w:tcW w:w="5750" w:type="dxa"/>
+            <w:shd w:val="clear" w:color="auto" w:fill="auto"/>
+            <w:tcMar>
+              <w:top w:w="100" w:type="dxa"/>
+              <w:left w:w="100" w:type="dxa"/>
+              <w:bottom w:w="100" w:type="dxa"/>
+              <w:right w:w="100" w:type="dxa"/>
+            </w:tcMar>
+          </w:tcPr>
+          <w:p>
+            <w:pPr>
+              <w:widowControl w:val="0"/>
+              <w:spacing w:line="240" w:lineRule="auto"/>
+            </w:pPr>
+            <w:r>
+              <w:lastRenderedPageBreak/>
+              <w:t>Server</w:t>
+            </w:r>
+          </w:p>
+          <w:p>
+            <w:pPr>
+              <w:widowControl w:val="0"/>
+              <w:spacing w:line="240" w:lineRule="auto"/>
+            </w:pPr>
+            <w:r>
+              <w:t xml:space="preserve">Sends the </w:t>
+            </w:r>
+            <w:r>
+              <w:t>decrypted</w:t>
+            </w:r>
+            <w:r>
+              <w:t xml:space="preserve"> content back to the client.</w:t>
             </w:r>
           </w:p>
         </w:tc>
@@ -1080,7 +1145,6 @@
               <w:spacing w:line="240" w:lineRule="auto"/>
             </w:pPr>
             <w:r>
-              <w:lastRenderedPageBreak/>
               <w:t xml:space="preserve">(bonus) </w:t>
             </w:r>
             <w:r>
@@ -1105,7 +1169,7 @@
               <w:spacing w:line="240" w:lineRule="auto"/>
             </w:pPr>
             <w:r>
-              <w:t>LOL</w:t>
+              <w:t>Not</w:t>
             </w:r>
           </w:p>
         </w:tc>
@@ -1128,21 +1192,12 @@
           <w:szCs w:val="24"/>
         </w:rPr>
       </w:pPr>
-      <w:proofErr w:type="spellStart"/>
       <w:r>
         <w:rPr>
           <w:sz w:val="24"/>
           <w:szCs w:val="24"/>
         </w:rPr>
-        <w:t>NetworkSockets</w:t>
-      </w:r>
-      <w:proofErr w:type="spellEnd"/>
-      <w:r>
-        <w:rPr>
-          <w:sz w:val="24"/>
-          <w:szCs w:val="24"/>
-        </w:rPr>
-        <w:t xml:space="preserve"> has been tested on</w:t>
+        <w:t>NetworkSockets has been tested on</w:t>
       </w:r>
     </w:p>
     <w:p>
@@ -1230,7 +1285,6 @@
         </w:rPr>
         <w:t xml:space="preserve">Compiles with </w:t>
       </w:r>
-      <w:proofErr w:type="spellStart"/>
       <w:r>
         <w:rPr>
           <w:sz w:val="24"/>
@@ -1238,7 +1292,6 @@
         </w:rPr>
         <w:t>javac</w:t>
       </w:r>
-      <w:proofErr w:type="spellEnd"/>
     </w:p>
     <w:p>
       <w:bookmarkStart w:id="8" w:name="_pd8mtjyje9ia" w:colFirst="0" w:colLast="0"/>
